--- a/client_rules/Ally.docx
+++ b/client_rules/Ally.docx
@@ -49,8 +49,13 @@
         </w:rPr>
         <w:t>IF TOTAL LOSS</w:t>
       </w:r>
-      <w:r>
-        <w:t>:  Mark estimate Code 15.</w:t>
+      <w:proofErr w:type="gramStart"/>
+      <w:r>
+        <w:t>:  Mark</w:t>
+      </w:r>
+      <w:proofErr w:type="gramEnd"/>
+      <w:r>
+        <w:t xml:space="preserve"> estimate Code 15.</w:t>
       </w:r>
     </w:p>
     <w:p>
@@ -67,8 +72,13 @@
         </w:rPr>
         <w:t>IF TOTAL LOSS</w:t>
       </w:r>
-      <w:r>
-        <w:t>:  No Salvage Bids required.</w:t>
+      <w:proofErr w:type="gramStart"/>
+      <w:r>
+        <w:t>:  No</w:t>
+      </w:r>
+      <w:proofErr w:type="gramEnd"/>
+      <w:r>
+        <w:t xml:space="preserve"> Salvage Bids required.</w:t>
       </w:r>
     </w:p>
     <w:p>
@@ -145,7 +155,15 @@
         </w:numPr>
       </w:pPr>
       <w:r>
-        <w:t>Dealer rates/Shop rates must be reduced 10%. </w:t>
+        <w:t xml:space="preserve">Dealer rates/Shop rates must be </w:t>
+      </w:r>
+      <w:proofErr w:type="gramStart"/>
+      <w:r>
+        <w:t>reduced</w:t>
+      </w:r>
+      <w:proofErr w:type="gramEnd"/>
+      <w:r>
+        <w:t xml:space="preserve"> 10%. </w:t>
       </w:r>
       <w:r>
         <w:rPr>
@@ -174,16 +192,49 @@
         </w:numPr>
       </w:pPr>
       <w:r>
-        <w:t>Materials threshold must be set at $450.00.  If shop does not agree to threshold, any amount additional must be negotiated and this must be documented in your appraisal report.</w:t>
-      </w:r>
-    </w:p>
-    <w:p>
+        <w:t xml:space="preserve">Materials threshold must be set at $450.00.  If shop does not agree to threshold, any </w:t>
+      </w:r>
+      <w:proofErr w:type="gramStart"/>
+      <w:r>
+        <w:t>amount additional</w:t>
+      </w:r>
+      <w:proofErr w:type="gramEnd"/>
+      <w:r>
+        <w:t xml:space="preserve"> must be negotiated and this must be documented in your appraisal report.</w:t>
+      </w:r>
+    </w:p>
+    <w:p>
+      <w:proofErr w:type="gramStart"/>
       <w:r>
         <w:rPr>
           <w:b/>
           <w:bCs/>
         </w:rPr>
-        <w:t>All  estimates must have with discounts even if the shop will not agree.  Document the file that the shop is not willing to accept that.  The discounts are contractual.  Their claim reps will need to get involved with the dealers when this happens.  </w:t>
+        <w:t>All  estimates</w:t>
+      </w:r>
+      <w:proofErr w:type="gramEnd"/>
+      <w:r>
+        <w:rPr>
+          <w:b/>
+          <w:bCs/>
+        </w:rPr>
+        <w:t xml:space="preserve"> must </w:t>
+      </w:r>
+      <w:proofErr w:type="gramStart"/>
+      <w:r>
+        <w:rPr>
+          <w:b/>
+          <w:bCs/>
+        </w:rPr>
+        <w:t>have with</w:t>
+      </w:r>
+      <w:proofErr w:type="gramEnd"/>
+      <w:r>
+        <w:rPr>
+          <w:b/>
+          <w:bCs/>
+        </w:rPr>
+        <w:t xml:space="preserve"> discounts even if the shop will not agree.  Document the file that the shop is not willing to accept that.  The discounts are contractual.  Their claim reps will need to get involved with the dealers when this happens.  </w:t>
       </w:r>
     </w:p>
     <w:p>
@@ -238,7 +289,15 @@
         </w:numPr>
       </w:pPr>
       <w:r>
-        <w:t>At least 4 photos of the damage area</w:t>
+        <w:t xml:space="preserve">At least 4 photos of the </w:t>
+      </w:r>
+      <w:proofErr w:type="gramStart"/>
+      <w:r>
+        <w:t>damage</w:t>
+      </w:r>
+      <w:proofErr w:type="gramEnd"/>
+      <w:r>
+        <w:t xml:space="preserve"> area</w:t>
       </w:r>
     </w:p>
     <w:p>
@@ -394,7 +453,15 @@
         </w:numPr>
       </w:pPr>
       <w:r>
-        <w:t>Carpet condition (front and rear - be sure to lift up floor mats)</w:t>
+        <w:t xml:space="preserve">Carpet condition (front and rear - be sure to </w:t>
+      </w:r>
+      <w:proofErr w:type="gramStart"/>
+      <w:r>
+        <w:t>lift up</w:t>
+      </w:r>
+      <w:proofErr w:type="gramEnd"/>
+      <w:r>
+        <w:t xml:space="preserve"> floor mats)</w:t>
       </w:r>
     </w:p>
     <w:p>
@@ -482,7 +549,15 @@
         </w:numPr>
       </w:pPr>
       <w:r>
-        <w:t>Any other needed photos to depict damage, UPD or conditioning</w:t>
+        <w:t xml:space="preserve">Any other </w:t>
+      </w:r>
+      <w:proofErr w:type="gramStart"/>
+      <w:r>
+        <w:t>needed photos</w:t>
+      </w:r>
+      <w:proofErr w:type="gramEnd"/>
+      <w:r>
+        <w:t xml:space="preserve"> to depict damage, UPD or conditioning</w:t>
       </w:r>
     </w:p>
     <w:p>
@@ -516,7 +591,15 @@
         </w:numPr>
       </w:pPr>
       <w:r>
-        <w:t>No- Never release a copy of the estimate to vehicle owner and or repair facility unless required by state regulation.</w:t>
+        <w:t xml:space="preserve">No- Never release a copy of the estimate to vehicle owner </w:t>
+      </w:r>
+      <w:proofErr w:type="gramStart"/>
+      <w:r>
+        <w:t>and or</w:t>
+      </w:r>
+      <w:proofErr w:type="gramEnd"/>
+      <w:r>
+        <w:t xml:space="preserve"> repair facility unless required by state regulation.</w:t>
       </w:r>
     </w:p>
     <w:p>
@@ -630,8 +713,13 @@
       </w:r>
     </w:p>
     <w:p>
-      <w:r>
-        <w:t>  Do not include towing, storage or teardown charges in estimate. List in Appraisal Report comments only and include a copy of the invoice/bill with your upload.</w:t>
+      <w:proofErr w:type="gramStart"/>
+      <w:r>
+        <w:t>  Do</w:t>
+      </w:r>
+      <w:proofErr w:type="gramEnd"/>
+      <w:r>
+        <w:t xml:space="preserve"> not include towing, storage or teardown charges in estimate. List in Appraisal Report comments only and include a copy of the invoice/bill with your upload.</w:t>
       </w:r>
     </w:p>
     <w:p>
@@ -720,7 +808,7 @@
         </w:numPr>
       </w:pPr>
       <w:r>
-        <w:t>Complete the Core appraisal report in its entirety and provide specific detailed inspection notes.</w:t>
+        <w:t>Complete the appraisal report in its entirety and provide specific detailed inspection notes.</w:t>
       </w:r>
     </w:p>
     <w:p>
@@ -746,10 +834,7 @@
         <w:t>Printout required on all files - Repairable or Total Loss</w:t>
       </w:r>
       <w:r>
-        <w:t xml:space="preserve">. </w:t>
-      </w:r>
-      <w:r>
-        <w:t>This may include NADA, J.D. Power, Kelly Blue Book, Edmunds, Carfax, Cars.com</w:t>
+        <w:t>. This may include NADA, J.D. Power, Kelly Blue Book, Edmunds, Carfax, Cars.com</w:t>
       </w:r>
     </w:p>
     <w:p>
@@ -760,7 +845,23 @@
         </w:numPr>
       </w:pPr>
       <w:r>
-        <w:t>Comment in your Appraisal Report the "Approximate Market Value" of the unit. </w:t>
+        <w:t xml:space="preserve">Comment </w:t>
+      </w:r>
+      <w:proofErr w:type="gramStart"/>
+      <w:r>
+        <w:t>in</w:t>
+      </w:r>
+      <w:proofErr w:type="gramEnd"/>
+      <w:r>
+        <w:t xml:space="preserve"> your Appraisal </w:t>
+      </w:r>
+      <w:proofErr w:type="gramStart"/>
+      <w:r>
+        <w:t>Report</w:t>
+      </w:r>
+      <w:proofErr w:type="gramEnd"/>
+      <w:r>
+        <w:t xml:space="preserve"> the "Approximate Market Value" of the unit. </w:t>
       </w:r>
     </w:p>
     <w:p>
@@ -793,7 +894,15 @@
         </w:numPr>
       </w:pPr>
       <w:r>
-        <w:t>Dealer rates/Shop rates must be reduced 10%.  Reduction must be documented in your appraiser notes.</w:t>
+        <w:t xml:space="preserve">Dealer rates/Shop rates must be </w:t>
+      </w:r>
+      <w:proofErr w:type="gramStart"/>
+      <w:r>
+        <w:t>reduced</w:t>
+      </w:r>
+      <w:proofErr w:type="gramEnd"/>
+      <w:r>
+        <w:t xml:space="preserve"> 10%.  Reduction must be documented in your appraiser notes.</w:t>
       </w:r>
     </w:p>
     <w:p>
